--- a/design/Design.docx
+++ b/design/Design.docx
@@ -524,8 +524,6 @@
           <w:lang w:val="en-US"/>
         </w:rPr>
       </w:pPr>
-      <w:bookmarkStart w:id="5" w:name="_GoBack"/>
-      <w:bookmarkEnd w:id="5"/>
     </w:p>
     <w:p>
       <w:pPr>
@@ -574,6 +572,8 @@
           <w:lang w:val="en-US"/>
         </w:rPr>
       </w:pPr>
+      <w:bookmarkStart w:id="5" w:name="_GoBack"/>
+      <w:bookmarkEnd w:id="5"/>
     </w:p>
     <w:p>
       <w:pPr>
@@ -988,9 +988,9 @@
         </w:rPr>
         <w:drawing>
           <wp:inline distT="0" distB="0" distL="114300" distR="114300">
-            <wp:extent cx="5262880" cy="4583430"/>
-            <wp:effectExtent l="0" t="0" r="10160" b="3810"/>
-            <wp:docPr id="5" name="Picture 5" descr="food_page"/>
+            <wp:extent cx="5268595" cy="4580890"/>
+            <wp:effectExtent l="0" t="0" r="4445" b="6350"/>
+            <wp:docPr id="7" name="Picture 7" descr="interface de recette"/>
             <wp:cNvGraphicFramePr>
               <a:graphicFrameLocks xmlns:a="http://schemas.openxmlformats.org/drawingml/2006/main" noChangeAspect="1"/>
             </wp:cNvGraphicFramePr>
@@ -998,7 +998,7 @@
               <a:graphicData uri="http://schemas.openxmlformats.org/drawingml/2006/picture">
                 <pic:pic xmlns:pic="http://schemas.openxmlformats.org/drawingml/2006/picture">
                   <pic:nvPicPr>
-                    <pic:cNvPr id="5" name="Picture 5" descr="food_page"/>
+                    <pic:cNvPr id="7" name="Picture 7" descr="interface de recette"/>
                     <pic:cNvPicPr>
                       <a:picLocks noChangeAspect="1"/>
                     </pic:cNvPicPr>
@@ -1012,7 +1012,7 @@
                   <pic:spPr>
                     <a:xfrm>
                       <a:off x="0" y="0"/>
-                      <a:ext cx="5262880" cy="4583430"/>
+                      <a:ext cx="5268595" cy="4580890"/>
                     </a:xfrm>
                     <a:prstGeom prst="rect">
                       <a:avLst/>
